--- a/Notebook/L3 - Get and Post.docx
+++ b/Notebook/L3 - Get and Post.docx
@@ -54,6 +54,7 @@
       <w:pPr>
         <w:pStyle w:val="23"/>
         <w:numPr>
+          <w:ilvl w:val="0"/>
           <w:numId w:val="0"/>
         </w:numPr>
         <w:ind w:leftChars="0"/>
@@ -78,27 +79,6 @@
         <w:rPr>
           <w:b/>
         </w:rPr>
-        <w:t xml:space="preserve">Dung lượng: </w:t>
-      </w:r>
-      <w:r>
-        <w:t>Bị giới hạn (thường &lt; 2KB).</w:t>
-      </w:r>
-      <w:r>
-        <w:rPr>
-          <w:rFonts w:hint="default"/>
-          <w:lang w:val="en-US"/>
-        </w:rPr>
-        <w:t xml:space="preserve"> --&gt; k quan trọng lắm và thường k để ý</w:t>
-      </w:r>
-    </w:p>
-    <w:p>
-      <w:pPr>
-        <w:pStyle w:val="23"/>
-      </w:pPr>
-      <w:r>
-        <w:rPr>
-          <w:b/>
-        </w:rPr>
         <w:t xml:space="preserve">Bảo mật: </w:t>
       </w:r>
       <w:r>
@@ -111,8 +91,6 @@
         </w:rPr>
         <w:t xml:space="preserve"> --&gt; thực hành thấy đúng thật</w:t>
       </w:r>
-      <w:bookmarkStart w:id="0" w:name="_GoBack"/>
-      <w:bookmarkEnd w:id="0"/>
     </w:p>
     <w:p>
       <w:pPr>
@@ -148,20 +126,6 @@
       </w:r>
       <w:r>
         <w:t>Dữ liệu được ẩn trong phần body của request, không hiển thị trên URL.</w:t>
-      </w:r>
-    </w:p>
-    <w:p>
-      <w:pPr>
-        <w:pStyle w:val="23"/>
-      </w:pPr>
-      <w:r>
-        <w:rPr>
-          <w:b/>
-        </w:rPr>
-        <w:t xml:space="preserve">Dung lượng: </w:t>
-      </w:r>
-      <w:r>
-        <w:t>Không giới hạn, phù hợp cho việc truyền dữ liệu lớn.</w:t>
       </w:r>
     </w:p>
     <w:p>
@@ -215,7 +179,15 @@
     </w:p>
     <w:p>
       <w:r>
-        <w:t>Đại diện cho các yêu cầu (request) từ phía Client gửi lên Server.</w:t>
+        <w:t>Đại diện cho các yêu cầu (</w:t>
+      </w:r>
+      <w:bookmarkStart w:id="0" w:name="_GoBack"/>
+      <w:r>
+        <w:t>request</w:t>
+      </w:r>
+      <w:bookmarkEnd w:id="0"/>
+      <w:r>
+        <w:t>) từ phía Client gửi lên Server.</w:t>
       </w:r>
     </w:p>
     <w:p>
@@ -654,8 +626,8 @@
     <w:lsdException w:unhideWhenUsed="0" w:uiPriority="62" w:semiHidden="0" w:name="Light Grid"/>
     <w:lsdException w:unhideWhenUsed="0" w:uiPriority="63" w:semiHidden="0" w:name="Medium Shading 1"/>
     <w:lsdException w:unhideWhenUsed="0" w:uiPriority="64" w:semiHidden="0" w:name="Medium Shading 2"/>
-    <w:lsdException w:unhideWhenUsed="0" w:uiPriority="65" w:semiHidden="0" w:name="Medium List 1"/>
-    <w:lsdException w:unhideWhenUsed="0" w:uiPriority="66" w:semiHidden="0" w:name="Medium List 2"/>
+    <w:lsdException w:qFormat="1" w:unhideWhenUsed="0" w:uiPriority="65" w:semiHidden="0" w:name="Medium List 1"/>
+    <w:lsdException w:qFormat="1" w:unhideWhenUsed="0" w:uiPriority="66" w:semiHidden="0" w:name="Medium List 2"/>
     <w:lsdException w:unhideWhenUsed="0" w:uiPriority="67" w:semiHidden="0" w:name="Medium Grid 1"/>
     <w:lsdException w:unhideWhenUsed="0" w:uiPriority="68" w:semiHidden="0" w:name="Medium Grid 2"/>
     <w:lsdException w:unhideWhenUsed="0" w:uiPriority="69" w:semiHidden="0" w:name="Medium Grid 3"/>
@@ -667,13 +639,13 @@
     <w:lsdException w:unhideWhenUsed="0" w:uiPriority="61" w:semiHidden="0" w:name="Light List Accent 1"/>
     <w:lsdException w:unhideWhenUsed="0" w:uiPriority="62" w:semiHidden="0" w:name="Light Grid Accent 1"/>
     <w:lsdException w:unhideWhenUsed="0" w:uiPriority="63" w:semiHidden="0" w:name="Medium Shading 1 Accent 1"/>
-    <w:lsdException w:unhideWhenUsed="0" w:uiPriority="64" w:semiHidden="0" w:name="Medium Shading 2 Accent 1"/>
-    <w:lsdException w:unhideWhenUsed="0" w:uiPriority="65" w:semiHidden="0" w:name="Medium List 1 Accent 1"/>
+    <w:lsdException w:qFormat="1" w:unhideWhenUsed="0" w:uiPriority="64" w:semiHidden="0" w:name="Medium Shading 2 Accent 1"/>
+    <w:lsdException w:qFormat="1" w:unhideWhenUsed="0" w:uiPriority="65" w:semiHidden="0" w:name="Medium List 1 Accent 1"/>
     <w:lsdException w:qFormat="1" w:unhideWhenUsed="0" w:uiPriority="34" w:semiHidden="0" w:name="List Paragraph"/>
     <w:lsdException w:qFormat="1" w:unhideWhenUsed="0" w:uiPriority="29" w:semiHidden="0" w:name="Quote"/>
     <w:lsdException w:qFormat="1" w:unhideWhenUsed="0" w:uiPriority="30" w:semiHidden="0" w:name="Intense Quote"/>
-    <w:lsdException w:unhideWhenUsed="0" w:uiPriority="66" w:semiHidden="0" w:name="Medium List 2 Accent 1"/>
-    <w:lsdException w:unhideWhenUsed="0" w:uiPriority="67" w:semiHidden="0" w:name="Medium Grid 1 Accent 1"/>
+    <w:lsdException w:qFormat="1" w:unhideWhenUsed="0" w:uiPriority="66" w:semiHidden="0" w:name="Medium List 2 Accent 1"/>
+    <w:lsdException w:qFormat="1" w:unhideWhenUsed="0" w:uiPriority="67" w:semiHidden="0" w:name="Medium Grid 1 Accent 1"/>
     <w:lsdException w:unhideWhenUsed="0" w:uiPriority="68" w:semiHidden="0" w:name="Medium Grid 2 Accent 1"/>
     <w:lsdException w:unhideWhenUsed="0" w:uiPriority="69" w:semiHidden="0" w:name="Medium Grid 3 Accent 1"/>
     <w:lsdException w:unhideWhenUsed="0" w:uiPriority="70" w:semiHidden="0" w:name="Dark List Accent 1"/>
@@ -685,8 +657,8 @@
     <w:lsdException w:unhideWhenUsed="0" w:uiPriority="62" w:semiHidden="0" w:name="Light Grid Accent 2"/>
     <w:lsdException w:unhideWhenUsed="0" w:uiPriority="63" w:semiHidden="0" w:name="Medium Shading 1 Accent 2"/>
     <w:lsdException w:unhideWhenUsed="0" w:uiPriority="64" w:semiHidden="0" w:name="Medium Shading 2 Accent 2"/>
-    <w:lsdException w:unhideWhenUsed="0" w:uiPriority="65" w:semiHidden="0" w:name="Medium List 1 Accent 2"/>
-    <w:lsdException w:unhideWhenUsed="0" w:uiPriority="66" w:semiHidden="0" w:name="Medium List 2 Accent 2"/>
+    <w:lsdException w:qFormat="1" w:unhideWhenUsed="0" w:uiPriority="65" w:semiHidden="0" w:name="Medium List 1 Accent 2"/>
+    <w:lsdException w:qFormat="1" w:unhideWhenUsed="0" w:uiPriority="66" w:semiHidden="0" w:name="Medium List 2 Accent 2"/>
     <w:lsdException w:unhideWhenUsed="0" w:uiPriority="67" w:semiHidden="0" w:name="Medium Grid 1 Accent 2"/>
     <w:lsdException w:unhideWhenUsed="0" w:uiPriority="68" w:semiHidden="0" w:name="Medium Grid 2 Accent 2"/>
     <w:lsdException w:unhideWhenUsed="0" w:uiPriority="69" w:semiHidden="0" w:name="Medium Grid 3 Accent 2"/>
@@ -698,10 +670,10 @@
     <w:lsdException w:unhideWhenUsed="0" w:uiPriority="61" w:semiHidden="0" w:name="Light List Accent 3"/>
     <w:lsdException w:qFormat="1" w:unhideWhenUsed="0" w:uiPriority="62" w:semiHidden="0" w:name="Light Grid Accent 3"/>
     <w:lsdException w:unhideWhenUsed="0" w:uiPriority="63" w:semiHidden="0" w:name="Medium Shading 1 Accent 3"/>
-    <w:lsdException w:unhideWhenUsed="0" w:uiPriority="64" w:semiHidden="0" w:name="Medium Shading 2 Accent 3"/>
-    <w:lsdException w:unhideWhenUsed="0" w:uiPriority="65" w:semiHidden="0" w:name="Medium List 1 Accent 3"/>
-    <w:lsdException w:unhideWhenUsed="0" w:uiPriority="66" w:semiHidden="0" w:name="Medium List 2 Accent 3"/>
-    <w:lsdException w:unhideWhenUsed="0" w:uiPriority="67" w:semiHidden="0" w:name="Medium Grid 1 Accent 3"/>
+    <w:lsdException w:qFormat="1" w:unhideWhenUsed="0" w:uiPriority="64" w:semiHidden="0" w:name="Medium Shading 2 Accent 3"/>
+    <w:lsdException w:qFormat="1" w:unhideWhenUsed="0" w:uiPriority="65" w:semiHidden="0" w:name="Medium List 1 Accent 3"/>
+    <w:lsdException w:qFormat="1" w:unhideWhenUsed="0" w:uiPriority="66" w:semiHidden="0" w:name="Medium List 2 Accent 3"/>
+    <w:lsdException w:qFormat="1" w:unhideWhenUsed="0" w:uiPriority="67" w:semiHidden="0" w:name="Medium Grid 1 Accent 3"/>
     <w:lsdException w:unhideWhenUsed="0" w:uiPriority="68" w:semiHidden="0" w:name="Medium Grid 2 Accent 3"/>
     <w:lsdException w:unhideWhenUsed="0" w:uiPriority="69" w:semiHidden="0" w:name="Medium Grid 3 Accent 3"/>
     <w:lsdException w:unhideWhenUsed="0" w:uiPriority="70" w:semiHidden="0" w:name="Dark List Accent 3"/>
@@ -712,9 +684,9 @@
     <w:lsdException w:qFormat="1" w:unhideWhenUsed="0" w:uiPriority="61" w:semiHidden="0" w:name="Light List Accent 4"/>
     <w:lsdException w:unhideWhenUsed="0" w:uiPriority="62" w:semiHidden="0" w:name="Light Grid Accent 4"/>
     <w:lsdException w:unhideWhenUsed="0" w:uiPriority="63" w:semiHidden="0" w:name="Medium Shading 1 Accent 4"/>
-    <w:lsdException w:unhideWhenUsed="0" w:uiPriority="64" w:semiHidden="0" w:name="Medium Shading 2 Accent 4"/>
-    <w:lsdException w:unhideWhenUsed="0" w:uiPriority="65" w:semiHidden="0" w:name="Medium List 1 Accent 4"/>
-    <w:lsdException w:unhideWhenUsed="0" w:uiPriority="66" w:semiHidden="0" w:name="Medium List 2 Accent 4"/>
+    <w:lsdException w:qFormat="1" w:unhideWhenUsed="0" w:uiPriority="64" w:semiHidden="0" w:name="Medium Shading 2 Accent 4"/>
+    <w:lsdException w:qFormat="1" w:unhideWhenUsed="0" w:uiPriority="65" w:semiHidden="0" w:name="Medium List 1 Accent 4"/>
+    <w:lsdException w:qFormat="1" w:unhideWhenUsed="0" w:uiPriority="66" w:semiHidden="0" w:name="Medium List 2 Accent 4"/>
     <w:lsdException w:unhideWhenUsed="0" w:uiPriority="67" w:semiHidden="0" w:name="Medium Grid 1 Accent 4"/>
     <w:lsdException w:unhideWhenUsed="0" w:uiPriority="68" w:semiHidden="0" w:name="Medium Grid 2 Accent 4"/>
     <w:lsdException w:unhideWhenUsed="0" w:uiPriority="69" w:semiHidden="0" w:name="Medium Grid 3 Accent 4"/>
@@ -726,9 +698,9 @@
     <w:lsdException w:qFormat="1" w:unhideWhenUsed="0" w:uiPriority="61" w:semiHidden="0" w:name="Light List Accent 5"/>
     <w:lsdException w:unhideWhenUsed="0" w:uiPriority="62" w:semiHidden="0" w:name="Light Grid Accent 5"/>
     <w:lsdException w:unhideWhenUsed="0" w:uiPriority="63" w:semiHidden="0" w:name="Medium Shading 1 Accent 5"/>
-    <w:lsdException w:unhideWhenUsed="0" w:uiPriority="64" w:semiHidden="0" w:name="Medium Shading 2 Accent 5"/>
-    <w:lsdException w:unhideWhenUsed="0" w:uiPriority="65" w:semiHidden="0" w:name="Medium List 1 Accent 5"/>
-    <w:lsdException w:unhideWhenUsed="0" w:uiPriority="66" w:semiHidden="0" w:name="Medium List 2 Accent 5"/>
+    <w:lsdException w:qFormat="1" w:unhideWhenUsed="0" w:uiPriority="64" w:semiHidden="0" w:name="Medium Shading 2 Accent 5"/>
+    <w:lsdException w:qFormat="1" w:unhideWhenUsed="0" w:uiPriority="65" w:semiHidden="0" w:name="Medium List 1 Accent 5"/>
+    <w:lsdException w:qFormat="1" w:unhideWhenUsed="0" w:uiPriority="66" w:semiHidden="0" w:name="Medium List 2 Accent 5"/>
     <w:lsdException w:unhideWhenUsed="0" w:uiPriority="67" w:semiHidden="0" w:name="Medium Grid 1 Accent 5"/>
     <w:lsdException w:unhideWhenUsed="0" w:uiPriority="68" w:semiHidden="0" w:name="Medium Grid 2 Accent 5"/>
     <w:lsdException w:unhideWhenUsed="0" w:uiPriority="69" w:semiHidden="0" w:name="Medium Grid 3 Accent 5"/>
@@ -740,9 +712,9 @@
     <w:lsdException w:unhideWhenUsed="0" w:uiPriority="61" w:semiHidden="0" w:name="Light List Accent 6"/>
     <w:lsdException w:unhideWhenUsed="0" w:uiPriority="62" w:semiHidden="0" w:name="Light Grid Accent 6"/>
     <w:lsdException w:unhideWhenUsed="0" w:uiPriority="63" w:semiHidden="0" w:name="Medium Shading 1 Accent 6"/>
-    <w:lsdException w:unhideWhenUsed="0" w:uiPriority="64" w:semiHidden="0" w:name="Medium Shading 2 Accent 6"/>
-    <w:lsdException w:unhideWhenUsed="0" w:uiPriority="65" w:semiHidden="0" w:name="Medium List 1 Accent 6"/>
-    <w:lsdException w:unhideWhenUsed="0" w:uiPriority="66" w:semiHidden="0" w:name="Medium List 2 Accent 6"/>
+    <w:lsdException w:qFormat="1" w:unhideWhenUsed="0" w:uiPriority="64" w:semiHidden="0" w:name="Medium Shading 2 Accent 6"/>
+    <w:lsdException w:qFormat="1" w:unhideWhenUsed="0" w:uiPriority="65" w:semiHidden="0" w:name="Medium List 1 Accent 6"/>
+    <w:lsdException w:qFormat="1" w:unhideWhenUsed="0" w:uiPriority="66" w:semiHidden="0" w:name="Medium List 2 Accent 6"/>
     <w:lsdException w:unhideWhenUsed="0" w:uiPriority="67" w:semiHidden="0" w:name="Medium Grid 1 Accent 6"/>
     <w:lsdException w:unhideWhenUsed="0" w:uiPriority="68" w:semiHidden="0" w:name="Medium Grid 2 Accent 6"/>
     <w:lsdException w:unhideWhenUsed="0" w:uiPriority="69" w:semiHidden="0" w:name="Medium Grid 3 Accent 6"/>
@@ -4531,6 +4503,7 @@
   <w:style w:type="table" w:styleId="66">
     <w:name w:val="Medium Shading 2 Accent 1"/>
     <w:basedOn w:val="12"/>
+    <w:qFormat/>
     <w:uiPriority w:val="64"/>
     <w:pPr>
       <w:spacing w:after="0" w:line="240" w:lineRule="auto"/>
@@ -4861,6 +4834,7 @@
   <w:style w:type="table" w:styleId="68">
     <w:name w:val="Medium Shading 2 Accent 3"/>
     <w:basedOn w:val="12"/>
+    <w:qFormat/>
     <w:uiPriority w:val="64"/>
     <w:pPr>
       <w:spacing w:after="0" w:line="240" w:lineRule="auto"/>
@@ -5026,6 +5000,7 @@
   <w:style w:type="table" w:styleId="69">
     <w:name w:val="Medium Shading 2 Accent 4"/>
     <w:basedOn w:val="12"/>
+    <w:qFormat/>
     <w:uiPriority w:val="64"/>
     <w:pPr>
       <w:spacing w:after="0" w:line="240" w:lineRule="auto"/>
@@ -5191,6 +5166,7 @@
   <w:style w:type="table" w:styleId="70">
     <w:name w:val="Medium Shading 2 Accent 5"/>
     <w:basedOn w:val="12"/>
+    <w:qFormat/>
     <w:uiPriority w:val="64"/>
     <w:pPr>
       <w:spacing w:after="0" w:line="240" w:lineRule="auto"/>
@@ -5356,6 +5332,7 @@
   <w:style w:type="table" w:styleId="71">
     <w:name w:val="Medium Shading 2 Accent 6"/>
     <w:basedOn w:val="12"/>
+    <w:qFormat/>
     <w:uiPriority w:val="64"/>
     <w:pPr>
       <w:spacing w:after="0" w:line="240" w:lineRule="auto"/>
@@ -5521,6 +5498,7 @@
   <w:style w:type="table" w:styleId="72">
     <w:name w:val="Medium List 1"/>
     <w:basedOn w:val="12"/>
+    <w:qFormat/>
     <w:uiPriority w:val="65"/>
     <w:pPr>
       <w:spacing w:after="0" w:line="240" w:lineRule="auto"/>
@@ -5611,6 +5589,7 @@
   <w:style w:type="table" w:styleId="73">
     <w:name w:val="Medium List 1 Accent 1"/>
     <w:basedOn w:val="12"/>
+    <w:qFormat/>
     <w:uiPriority w:val="65"/>
     <w:pPr>
       <w:spacing w:after="0" w:line="240" w:lineRule="auto"/>
@@ -5701,6 +5680,7 @@
   <w:style w:type="table" w:styleId="74">
     <w:name w:val="Medium List 1 Accent 2"/>
     <w:basedOn w:val="12"/>
+    <w:qFormat/>
     <w:uiPriority w:val="65"/>
     <w:pPr>
       <w:spacing w:after="0" w:line="240" w:lineRule="auto"/>
@@ -5791,6 +5771,7 @@
   <w:style w:type="table" w:styleId="75">
     <w:name w:val="Medium List 1 Accent 3"/>
     <w:basedOn w:val="12"/>
+    <w:qFormat/>
     <w:uiPriority w:val="65"/>
     <w:pPr>
       <w:spacing w:after="0" w:line="240" w:lineRule="auto"/>
@@ -5881,6 +5862,7 @@
   <w:style w:type="table" w:styleId="76">
     <w:name w:val="Medium List 1 Accent 4"/>
     <w:basedOn w:val="12"/>
+    <w:qFormat/>
     <w:uiPriority w:val="65"/>
     <w:pPr>
       <w:spacing w:after="0" w:line="240" w:lineRule="auto"/>
@@ -5971,6 +5953,7 @@
   <w:style w:type="table" w:styleId="77">
     <w:name w:val="Medium List 1 Accent 5"/>
     <w:basedOn w:val="12"/>
+    <w:qFormat/>
     <w:uiPriority w:val="65"/>
     <w:pPr>
       <w:spacing w:after="0" w:line="240" w:lineRule="auto"/>
@@ -6061,6 +6044,7 @@
   <w:style w:type="table" w:styleId="78">
     <w:name w:val="Medium List 1 Accent 6"/>
     <w:basedOn w:val="12"/>
+    <w:qFormat/>
     <w:uiPriority w:val="65"/>
     <w:pPr>
       <w:spacing w:after="0" w:line="240" w:lineRule="auto"/>
@@ -6151,6 +6135,7 @@
   <w:style w:type="table" w:styleId="79">
     <w:name w:val="Medium List 2"/>
     <w:basedOn w:val="12"/>
+    <w:qFormat/>
     <w:uiPriority w:val="66"/>
     <w:pPr>
       <w:spacing w:after="0" w:line="240" w:lineRule="auto"/>
@@ -6280,6 +6265,7 @@
   <w:style w:type="table" w:styleId="80">
     <w:name w:val="Medium List 2 Accent 1"/>
     <w:basedOn w:val="12"/>
+    <w:qFormat/>
     <w:uiPriority w:val="66"/>
     <w:pPr>
       <w:spacing w:after="0" w:line="240" w:lineRule="auto"/>
@@ -6409,6 +6395,7 @@
   <w:style w:type="table" w:styleId="81">
     <w:name w:val="Medium List 2 Accent 2"/>
     <w:basedOn w:val="12"/>
+    <w:qFormat/>
     <w:uiPriority w:val="66"/>
     <w:pPr>
       <w:spacing w:after="0" w:line="240" w:lineRule="auto"/>
@@ -6538,6 +6525,7 @@
   <w:style w:type="table" w:styleId="82">
     <w:name w:val="Medium List 2 Accent 3"/>
     <w:basedOn w:val="12"/>
+    <w:qFormat/>
     <w:uiPriority w:val="66"/>
     <w:pPr>
       <w:spacing w:after="0" w:line="240" w:lineRule="auto"/>
@@ -6667,6 +6655,7 @@
   <w:style w:type="table" w:styleId="83">
     <w:name w:val="Medium List 2 Accent 4"/>
     <w:basedOn w:val="12"/>
+    <w:qFormat/>
     <w:uiPriority w:val="66"/>
     <w:pPr>
       <w:spacing w:after="0" w:line="240" w:lineRule="auto"/>
@@ -6796,6 +6785,7 @@
   <w:style w:type="table" w:styleId="84">
     <w:name w:val="Medium List 2 Accent 5"/>
     <w:basedOn w:val="12"/>
+    <w:qFormat/>
     <w:uiPriority w:val="66"/>
     <w:pPr>
       <w:spacing w:after="0" w:line="240" w:lineRule="auto"/>
@@ -6925,6 +6915,7 @@
   <w:style w:type="table" w:styleId="85">
     <w:name w:val="Medium List 2 Accent 6"/>
     <w:basedOn w:val="12"/>
+    <w:qFormat/>
     <w:uiPriority w:val="66"/>
     <w:pPr>
       <w:spacing w:after="0" w:line="240" w:lineRule="auto"/>
@@ -7123,6 +7114,7 @@
   <w:style w:type="table" w:styleId="87">
     <w:name w:val="Medium Grid 1 Accent 1"/>
     <w:basedOn w:val="12"/>
+    <w:qFormat/>
     <w:uiPriority w:val="67"/>
     <w:pPr>
       <w:spacing w:after="0" w:line="240" w:lineRule="auto"/>
@@ -7261,6 +7253,7 @@
   <w:style w:type="table" w:styleId="89">
     <w:name w:val="Medium Grid 1 Accent 3"/>
     <w:basedOn w:val="12"/>
+    <w:qFormat/>
     <w:uiPriority w:val="67"/>
     <w:pPr>
       <w:spacing w:after="0" w:line="240" w:lineRule="auto"/>
